--- a/klagomål/A 6514-2025 FSC-klagomål.docx
+++ b/klagomål/A 6514-2025 FSC-klagomål.docx
@@ -789,7 +789,7 @@
     <w:r>
       <w:tab/>
       <w:tab/>
-      <w:t>2025-04-05</w:t>
+      <w:t>2025-04-06</w:t>
       <w:br/>
       <w:br/>
     </w:r>

--- a/klagomål/A 6514-2025 FSC-klagomål.docx
+++ b/klagomål/A 6514-2025 FSC-klagomål.docx
@@ -789,7 +789,7 @@
     <w:r>
       <w:tab/>
       <w:tab/>
-      <w:t>2025-04-06</w:t>
+      <w:t>2025-04-07</w:t>
       <w:br/>
       <w:br/>
     </w:r>

--- a/klagomål/A 6514-2025 FSC-klagomål.docx
+++ b/klagomål/A 6514-2025 FSC-klagomål.docx
@@ -789,7 +789,7 @@
     <w:r>
       <w:tab/>
       <w:tab/>
-      <w:t>2025-04-07</w:t>
+      <w:t>2025-04-08</w:t>
       <w:br/>
       <w:br/>
     </w:r>

--- a/klagomål/A 6514-2025 FSC-klagomål.docx
+++ b/klagomål/A 6514-2025 FSC-klagomål.docx
@@ -789,7 +789,7 @@
     <w:r>
       <w:tab/>
       <w:tab/>
-      <w:t>2025-04-08</w:t>
+      <w:t>2025-04-09</w:t>
       <w:br/>
       <w:br/>
     </w:r>

--- a/klagomål/A 6514-2025 FSC-klagomål.docx
+++ b/klagomål/A 6514-2025 FSC-klagomål.docx
@@ -251,6 +251,17 @@
         <w:rPr>
           <w:b/>
         </w:rPr>
+        <w:t>Garnlav (NT)</w:t>
+      </w:r>
+      <w:r>
+        <w:t xml:space="preserve"> är en utpräglad barrskogsart som ibland kan drapera träden i norrländska grannaturskogar med hög luftfuktighet. Den förekommer även i talldominerade bestånd där den, förutom i trädens grenverk, påträffas hängande över ojämnheter i tallbarken. Arten har minskat starkt i södra och mellersta Sverige och den minskar även i sitt nordliga utbredningsområde. Orsaken till tillbakagången beror främst på slutavverkningar av naturskogsartade skogar. Bestånd med riklig förekomst bör regelmässigt sparas. Garnlav är värdväxt för den mycket sällsynta och akut hotade fjärilen barrskogslavfly (CR) som hör hemma i boreala barrskogar med riklig förekomst av värdväxten. Tidigare kunde arten konstateras årligen på flera platser vid Dala-Floda i Dalarna innan lokalerna kalavverkades. Senaste fyndet i landet av barrskogslavfly är från år 2000 då den påträffades vid Högberget i Sollefteå kommun (SLU Artdatabanken, 2024).</w:t>
+      </w:r>
+    </w:p>
+    <w:p>
+      <w:r>
+        <w:rPr>
+          <w:b/>
+        </w:rPr>
         <w:t>Lunglav (NT)</w:t>
       </w:r>
       <w:r>
@@ -275,6 +286,17 @@
       </w:r>
       <w:r>
         <w:t xml:space="preserve"> (EN), som växer på stuplav (SLU Artdatabanken, 2024; Nitare &amp; Skogsstyrelsen, 2019).</w:t>
+      </w:r>
+    </w:p>
+    <w:p>
+      <w:r>
+        <w:rPr>
+          <w:b/>
+        </w:rPr>
+        <w:t>Vedflamlav (NT)</w:t>
+      </w:r>
+      <w:r>
+        <w:t xml:space="preserve"> växer på gammal hård och torr, exponerad kärnved av tall, främst på högstubbar i ljusöppna lägen, t.ex. vid och på myrar, sjökanter, i glesa hällmarkskogar och i brandpräglade tallnaturskogar. Substratet nyskapas i begränsad omfattning och arten är en utmärkt indikator på höga naturvärden i denna skogstyp. Tall- och barrblandskogar med naturskogskaraktär och spår av bränder har ofta höga biologiska värden och bör skyddas (SLU Artdatabanken, 2024).</w:t>
       </w:r>
     </w:p>
     <w:p>
@@ -789,7 +811,7 @@
     <w:r>
       <w:tab/>
       <w:tab/>
-      <w:t>2025-04-09</w:t>
+      <w:t>2025-04-10</w:t>
       <w:br/>
       <w:br/>
     </w:r>

--- a/klagomål/A 6514-2025 FSC-klagomål.docx
+++ b/klagomål/A 6514-2025 FSC-klagomål.docx
@@ -811,7 +811,7 @@
     <w:r>
       <w:tab/>
       <w:tab/>
-      <w:t>2025-04-10</w:t>
+      <w:t>2025-04-11</w:t>
       <w:br/>
       <w:br/>
     </w:r>

--- a/klagomål/A 6514-2025 FSC-klagomål.docx
+++ b/klagomål/A 6514-2025 FSC-klagomål.docx
@@ -822,7 +822,7 @@
     <w:r>
       <w:tab/>
       <w:tab/>
-      <w:t>2025-05-03</w:t>
+      <w:t>2025-05-04</w:t>
       <w:br/>
       <w:br/>
     </w:r>

--- a/klagomål/A 6514-2025 FSC-klagomål.docx
+++ b/klagomål/A 6514-2025 FSC-klagomål.docx
@@ -822,7 +822,7 @@
     <w:r>
       <w:tab/>
       <w:tab/>
-      <w:t>2025-05-04</w:t>
+      <w:t>2025-05-06</w:t>
       <w:br/>
       <w:br/>
     </w:r>

--- a/klagomål/A 6514-2025 FSC-klagomål.docx
+++ b/klagomål/A 6514-2025 FSC-klagomål.docx
@@ -822,7 +822,7 @@
     <w:r>
       <w:tab/>
       <w:tab/>
-      <w:t>2025-05-06</w:t>
+      <w:t>2025-05-07</w:t>
       <w:br/>
       <w:br/>
     </w:r>

--- a/klagomål/A 6514-2025 FSC-klagomål.docx
+++ b/klagomål/A 6514-2025 FSC-klagomål.docx
@@ -822,7 +822,7 @@
     <w:r>
       <w:tab/>
       <w:tab/>
-      <w:t>2025-05-07</w:t>
+      <w:t>2025-05-08</w:t>
       <w:br/>
       <w:br/>
     </w:r>

--- a/klagomål/A 6514-2025 FSC-klagomål.docx
+++ b/klagomål/A 6514-2025 FSC-klagomål.docx
@@ -822,7 +822,7 @@
     <w:r>
       <w:tab/>
       <w:tab/>
-      <w:t>2025-05-08</w:t>
+      <w:t>2025-05-09</w:t>
       <w:br/>
       <w:br/>
     </w:r>

--- a/klagomål/A 6514-2025 FSC-klagomål.docx
+++ b/klagomål/A 6514-2025 FSC-klagomål.docx
@@ -822,7 +822,7 @@
     <w:r>
       <w:tab/>
       <w:tab/>
-      <w:t>2025-05-09</w:t>
+      <w:t>2025-05-10</w:t>
       <w:br/>
       <w:br/>
     </w:r>

--- a/klagomål/A 6514-2025 FSC-klagomål.docx
+++ b/klagomål/A 6514-2025 FSC-klagomål.docx
@@ -822,7 +822,7 @@
     <w:r>
       <w:tab/>
       <w:tab/>
-      <w:t>2025-05-10</w:t>
+      <w:t>2025-05-11</w:t>
       <w:br/>
       <w:br/>
     </w:r>

--- a/klagomål/A 6514-2025 FSC-klagomål.docx
+++ b/klagomål/A 6514-2025 FSC-klagomål.docx
@@ -822,7 +822,7 @@
     <w:r>
       <w:tab/>
       <w:tab/>
-      <w:t>2025-05-11</w:t>
+      <w:t>2025-05-12</w:t>
       <w:br/>
       <w:br/>
     </w:r>

--- a/klagomål/A 6514-2025 FSC-klagomål.docx
+++ b/klagomål/A 6514-2025 FSC-klagomål.docx
@@ -822,7 +822,7 @@
     <w:r>
       <w:tab/>
       <w:tab/>
-      <w:t>2025-05-12</w:t>
+      <w:t>2025-05-13</w:t>
       <w:br/>
       <w:br/>
     </w:r>

--- a/klagomål/A 6514-2025 FSC-klagomål.docx
+++ b/klagomål/A 6514-2025 FSC-klagomål.docx
@@ -822,7 +822,7 @@
     <w:r>
       <w:tab/>
       <w:tab/>
-      <w:t>2025-05-13</w:t>
+      <w:t>2025-05-14</w:t>
       <w:br/>
       <w:br/>
     </w:r>

--- a/klagomål/A 6514-2025 FSC-klagomål.docx
+++ b/klagomål/A 6514-2025 FSC-klagomål.docx
@@ -822,7 +822,7 @@
     <w:r>
       <w:tab/>
       <w:tab/>
-      <w:t>2025-05-14</w:t>
+      <w:t>2025-05-15</w:t>
       <w:br/>
       <w:br/>
     </w:r>

--- a/klagomål/A 6514-2025 FSC-klagomål.docx
+++ b/klagomål/A 6514-2025 FSC-klagomål.docx
@@ -822,7 +822,7 @@
     <w:r>
       <w:tab/>
       <w:tab/>
-      <w:t>2025-05-15</w:t>
+      <w:t>2025-05-16</w:t>
       <w:br/>
       <w:br/>
     </w:r>

--- a/klagomål/A 6514-2025 FSC-klagomål.docx
+++ b/klagomål/A 6514-2025 FSC-klagomål.docx
@@ -822,7 +822,7 @@
     <w:r>
       <w:tab/>
       <w:tab/>
-      <w:t>2025-05-16</w:t>
+      <w:t>2025-05-17</w:t>
       <w:br/>
       <w:br/>
     </w:r>

--- a/klagomål/A 6514-2025 FSC-klagomål.docx
+++ b/klagomål/A 6514-2025 FSC-klagomål.docx
@@ -822,7 +822,7 @@
     <w:r>
       <w:tab/>
       <w:tab/>
-      <w:t>2025-05-17</w:t>
+      <w:t>2025-05-18</w:t>
       <w:br/>
       <w:br/>
     </w:r>

--- a/klagomål/A 6514-2025 FSC-klagomål.docx
+++ b/klagomål/A 6514-2025 FSC-klagomål.docx
@@ -822,7 +822,7 @@
     <w:r>
       <w:tab/>
       <w:tab/>
-      <w:t>2025-05-18</w:t>
+      <w:t>2025-05-19</w:t>
       <w:br/>
       <w:br/>
     </w:r>

--- a/klagomål/A 6514-2025 FSC-klagomål.docx
+++ b/klagomål/A 6514-2025 FSC-klagomål.docx
@@ -822,7 +822,7 @@
     <w:r>
       <w:tab/>
       <w:tab/>
-      <w:t>2025-05-19</w:t>
+      <w:t>2025-05-20</w:t>
       <w:br/>
       <w:br/>
     </w:r>

--- a/klagomål/A 6514-2025 FSC-klagomål.docx
+++ b/klagomål/A 6514-2025 FSC-klagomål.docx
@@ -822,7 +822,7 @@
     <w:r>
       <w:tab/>
       <w:tab/>
-      <w:t>2025-05-20</w:t>
+      <w:t>2025-05-21</w:t>
       <w:br/>
       <w:br/>
     </w:r>

--- a/klagomål/A 6514-2025 FSC-klagomål.docx
+++ b/klagomål/A 6514-2025 FSC-klagomål.docx
@@ -822,7 +822,7 @@
     <w:r>
       <w:tab/>
       <w:tab/>
-      <w:t>2025-05-21</w:t>
+      <w:t>2025-05-22</w:t>
       <w:br/>
       <w:br/>
     </w:r>

--- a/klagomål/A 6514-2025 FSC-klagomål.docx
+++ b/klagomål/A 6514-2025 FSC-klagomål.docx
@@ -822,7 +822,7 @@
     <w:r>
       <w:tab/>
       <w:tab/>
-      <w:t>2025-05-22</w:t>
+      <w:t>2025-05-23</w:t>
       <w:br/>
       <w:br/>
     </w:r>

--- a/klagomål/A 6514-2025 FSC-klagomål.docx
+++ b/klagomål/A 6514-2025 FSC-klagomål.docx
@@ -822,7 +822,7 @@
     <w:r>
       <w:tab/>
       <w:tab/>
-      <w:t>2025-05-23</w:t>
+      <w:t>2025-05-24</w:t>
       <w:br/>
       <w:br/>
     </w:r>

--- a/klagomål/A 6514-2025 FSC-klagomål.docx
+++ b/klagomål/A 6514-2025 FSC-klagomål.docx
@@ -822,7 +822,7 @@
     <w:r>
       <w:tab/>
       <w:tab/>
-      <w:t>2025-05-24</w:t>
+      <w:t>2025-05-25</w:t>
       <w:br/>
       <w:br/>
     </w:r>

--- a/klagomål/A 6514-2025 FSC-klagomål.docx
+++ b/klagomål/A 6514-2025 FSC-klagomål.docx
@@ -822,7 +822,7 @@
     <w:r>
       <w:tab/>
       <w:tab/>
-      <w:t>2025-05-25</w:t>
+      <w:t>2025-05-26</w:t>
       <w:br/>
       <w:br/>
     </w:r>

--- a/klagomål/A 6514-2025 FSC-klagomål.docx
+++ b/klagomål/A 6514-2025 FSC-klagomål.docx
@@ -822,7 +822,7 @@
     <w:r>
       <w:tab/>
       <w:tab/>
-      <w:t>2025-05-26</w:t>
+      <w:t>2025-05-27</w:t>
       <w:br/>
       <w:br/>
     </w:r>

--- a/klagomål/A 6514-2025 FSC-klagomål.docx
+++ b/klagomål/A 6514-2025 FSC-klagomål.docx
@@ -822,7 +822,7 @@
     <w:r>
       <w:tab/>
       <w:tab/>
-      <w:t>2025-05-27</w:t>
+      <w:t>2025-05-30</w:t>
       <w:br/>
       <w:br/>
     </w:r>

--- a/klagomål/A 6514-2025 FSC-klagomål.docx
+++ b/klagomål/A 6514-2025 FSC-klagomål.docx
@@ -822,7 +822,7 @@
     <w:r>
       <w:tab/>
       <w:tab/>
-      <w:t>2025-05-30</w:t>
+      <w:t>2025-06-01</w:t>
       <w:br/>
       <w:br/>
     </w:r>

--- a/klagomål/A 6514-2025 FSC-klagomål.docx
+++ b/klagomål/A 6514-2025 FSC-klagomål.docx
@@ -822,7 +822,7 @@
     <w:r>
       <w:tab/>
       <w:tab/>
-      <w:t>2025-06-01</w:t>
+      <w:t>2025-06-02</w:t>
       <w:br/>
       <w:br/>
     </w:r>

--- a/klagomål/A 6514-2025 FSC-klagomål.docx
+++ b/klagomål/A 6514-2025 FSC-klagomål.docx
@@ -822,7 +822,7 @@
     <w:r>
       <w:tab/>
       <w:tab/>
-      <w:t>2025-06-02</w:t>
+      <w:t>2025-06-03</w:t>
       <w:br/>
       <w:br/>
     </w:r>

--- a/klagomål/A 6514-2025 FSC-klagomål.docx
+++ b/klagomål/A 6514-2025 FSC-klagomål.docx
@@ -822,7 +822,7 @@
     <w:r>
       <w:tab/>
       <w:tab/>
-      <w:t>2025-06-03</w:t>
+      <w:t>2025-06-04</w:t>
       <w:br/>
       <w:br/>
     </w:r>

--- a/klagomål/A 6514-2025 FSC-klagomål.docx
+++ b/klagomål/A 6514-2025 FSC-klagomål.docx
@@ -822,7 +822,7 @@
     <w:r>
       <w:tab/>
       <w:tab/>
-      <w:t>2025-06-04</w:t>
+      <w:t>2025-06-05</w:t>
       <w:br/>
       <w:br/>
     </w:r>

--- a/klagomål/A 6514-2025 FSC-klagomål.docx
+++ b/klagomål/A 6514-2025 FSC-klagomål.docx
@@ -822,7 +822,7 @@
     <w:r>
       <w:tab/>
       <w:tab/>
-      <w:t>2025-06-05</w:t>
+      <w:t>2025-06-13</w:t>
       <w:br/>
       <w:br/>
     </w:r>

--- a/klagomål/A 6514-2025 FSC-klagomål.docx
+++ b/klagomål/A 6514-2025 FSC-klagomål.docx
@@ -822,7 +822,7 @@
     <w:r>
       <w:tab/>
       <w:tab/>
-      <w:t>2025-06-13</w:t>
+      <w:t>2025-06-15</w:t>
       <w:br/>
       <w:br/>
     </w:r>

--- a/klagomål/A 6514-2025 FSC-klagomål.docx
+++ b/klagomål/A 6514-2025 FSC-klagomål.docx
@@ -822,7 +822,7 @@
     <w:r>
       <w:tab/>
       <w:tab/>
-      <w:t>2025-06-15</w:t>
+      <w:t>2025-06-16</w:t>
       <w:br/>
       <w:br/>
     </w:r>

--- a/klagomål/A 6514-2025 FSC-klagomål.docx
+++ b/klagomål/A 6514-2025 FSC-klagomål.docx
@@ -822,7 +822,7 @@
     <w:r>
       <w:tab/>
       <w:tab/>
-      <w:t>2025-06-16</w:t>
+      <w:t>2025-06-17</w:t>
       <w:br/>
       <w:br/>
     </w:r>

--- a/klagomål/A 6514-2025 FSC-klagomål.docx
+++ b/klagomål/A 6514-2025 FSC-klagomål.docx
@@ -822,7 +822,7 @@
     <w:r>
       <w:tab/>
       <w:tab/>
-      <w:t>2025-06-17</w:t>
+      <w:t>2025-06-18</w:t>
       <w:br/>
       <w:br/>
     </w:r>

--- a/klagomål/A 6514-2025 FSC-klagomål.docx
+++ b/klagomål/A 6514-2025 FSC-klagomål.docx
@@ -822,7 +822,7 @@
     <w:r>
       <w:tab/>
       <w:tab/>
-      <w:t>2025-06-18</w:t>
+      <w:t>2025-06-19</w:t>
       <w:br/>
       <w:br/>
     </w:r>

--- a/klagomål/A 6514-2025 FSC-klagomål.docx
+++ b/klagomål/A 6514-2025 FSC-klagomål.docx
@@ -822,7 +822,7 @@
     <w:r>
       <w:tab/>
       <w:tab/>
-      <w:t>2025-06-19</w:t>
+      <w:t>2025-06-20</w:t>
       <w:br/>
       <w:br/>
     </w:r>

--- a/klagomål/A 6514-2025 FSC-klagomål.docx
+++ b/klagomål/A 6514-2025 FSC-klagomål.docx
@@ -822,7 +822,7 @@
     <w:r>
       <w:tab/>
       <w:tab/>
-      <w:t>2025-06-20</w:t>
+      <w:t>2025-06-21</w:t>
       <w:br/>
       <w:br/>
     </w:r>

--- a/klagomål/A 6514-2025 FSC-klagomål.docx
+++ b/klagomål/A 6514-2025 FSC-klagomål.docx
@@ -822,7 +822,7 @@
     <w:r>
       <w:tab/>
       <w:tab/>
-      <w:t>2025-06-21</w:t>
+      <w:t>2025-06-22</w:t>
       <w:br/>
       <w:br/>
     </w:r>

--- a/klagomål/A 6514-2025 FSC-klagomål.docx
+++ b/klagomål/A 6514-2025 FSC-klagomål.docx
@@ -822,7 +822,7 @@
     <w:r>
       <w:tab/>
       <w:tab/>
-      <w:t>2025-06-22</w:t>
+      <w:t>2025-06-23</w:t>
       <w:br/>
       <w:br/>
     </w:r>

--- a/klagomål/A 6514-2025 FSC-klagomål.docx
+++ b/klagomål/A 6514-2025 FSC-klagomål.docx
@@ -822,7 +822,7 @@
     <w:r>
       <w:tab/>
       <w:tab/>
-      <w:t>2025-06-23</w:t>
+      <w:t>2025-06-24</w:t>
       <w:br/>
       <w:br/>
     </w:r>

--- a/klagomål/A 6514-2025 FSC-klagomål.docx
+++ b/klagomål/A 6514-2025 FSC-klagomål.docx
@@ -822,7 +822,7 @@
     <w:r>
       <w:tab/>
       <w:tab/>
-      <w:t>2025-06-24</w:t>
+      <w:t>2025-06-25</w:t>
       <w:br/>
       <w:br/>
     </w:r>

--- a/klagomål/A 6514-2025 FSC-klagomål.docx
+++ b/klagomål/A 6514-2025 FSC-klagomål.docx
@@ -822,7 +822,7 @@
     <w:r>
       <w:tab/>
       <w:tab/>
-      <w:t>2025-06-25</w:t>
+      <w:t>2025-06-26</w:t>
       <w:br/>
       <w:br/>
     </w:r>

--- a/klagomål/A 6514-2025 FSC-klagomål.docx
+++ b/klagomål/A 6514-2025 FSC-klagomål.docx
@@ -822,7 +822,7 @@
     <w:r>
       <w:tab/>
       <w:tab/>
-      <w:t>2025-06-26</w:t>
+      <w:t>2025-06-27</w:t>
       <w:br/>
       <w:br/>
     </w:r>

--- a/klagomål/A 6514-2025 FSC-klagomål.docx
+++ b/klagomål/A 6514-2025 FSC-klagomål.docx
@@ -822,7 +822,7 @@
     <w:r>
       <w:tab/>
       <w:tab/>
-      <w:t>2025-06-27</w:t>
+      <w:t>2025-06-28</w:t>
       <w:br/>
       <w:br/>
     </w:r>

--- a/klagomål/A 6514-2025 FSC-klagomål.docx
+++ b/klagomål/A 6514-2025 FSC-klagomål.docx
@@ -822,7 +822,7 @@
     <w:r>
       <w:tab/>
       <w:tab/>
-      <w:t>2025-06-28</w:t>
+      <w:t>2025-06-29</w:t>
       <w:br/>
       <w:br/>
     </w:r>

--- a/klagomål/A 6514-2025 FSC-klagomål.docx
+++ b/klagomål/A 6514-2025 FSC-klagomål.docx
@@ -822,7 +822,7 @@
     <w:r>
       <w:tab/>
       <w:tab/>
-      <w:t>2025-06-29</w:t>
+      <w:t>2025-06-30</w:t>
       <w:br/>
       <w:br/>
     </w:r>

--- a/klagomål/A 6514-2025 FSC-klagomål.docx
+++ b/klagomål/A 6514-2025 FSC-klagomål.docx
@@ -822,7 +822,7 @@
     <w:r>
       <w:tab/>
       <w:tab/>
-      <w:t>2025-06-30</w:t>
+      <w:t>2025-07-01</w:t>
       <w:br/>
       <w:br/>
     </w:r>

--- a/klagomål/A 6514-2025 FSC-klagomål.docx
+++ b/klagomål/A 6514-2025 FSC-klagomål.docx
@@ -822,7 +822,7 @@
     <w:r>
       <w:tab/>
       <w:tab/>
-      <w:t>2025-07-01</w:t>
+      <w:t>2025-07-02</w:t>
       <w:br/>
       <w:br/>
     </w:r>

--- a/klagomål/A 6514-2025 FSC-klagomål.docx
+++ b/klagomål/A 6514-2025 FSC-klagomål.docx
@@ -822,7 +822,7 @@
     <w:r>
       <w:tab/>
       <w:tab/>
-      <w:t>2025-07-02</w:t>
+      <w:t>2025-07-03</w:t>
       <w:br/>
       <w:br/>
     </w:r>

--- a/klagomål/A 6514-2025 FSC-klagomål.docx
+++ b/klagomål/A 6514-2025 FSC-klagomål.docx
@@ -822,7 +822,7 @@
     <w:r>
       <w:tab/>
       <w:tab/>
-      <w:t>2025-07-03</w:t>
+      <w:t>2025-07-04</w:t>
       <w:br/>
       <w:br/>
     </w:r>

--- a/klagomål/A 6514-2025 FSC-klagomål.docx
+++ b/klagomål/A 6514-2025 FSC-klagomål.docx
@@ -822,7 +822,7 @@
     <w:r>
       <w:tab/>
       <w:tab/>
-      <w:t>2025-07-04</w:t>
+      <w:t>2025-07-05</w:t>
       <w:br/>
       <w:br/>
     </w:r>

--- a/klagomål/A 6514-2025 FSC-klagomål.docx
+++ b/klagomål/A 6514-2025 FSC-klagomål.docx
@@ -822,7 +822,7 @@
     <w:r>
       <w:tab/>
       <w:tab/>
-      <w:t>2025-07-05</w:t>
+      <w:t>2025-07-06</w:t>
       <w:br/>
       <w:br/>
     </w:r>

--- a/klagomål/A 6514-2025 FSC-klagomål.docx
+++ b/klagomål/A 6514-2025 FSC-klagomål.docx
@@ -822,7 +822,7 @@
     <w:r>
       <w:tab/>
       <w:tab/>
-      <w:t>2025-07-06</w:t>
+      <w:t>2025-07-07</w:t>
       <w:br/>
       <w:br/>
     </w:r>

--- a/klagomål/A 6514-2025 FSC-klagomål.docx
+++ b/klagomål/A 6514-2025 FSC-klagomål.docx
@@ -822,7 +822,7 @@
     <w:r>
       <w:tab/>
       <w:tab/>
-      <w:t>2025-07-07</w:t>
+      <w:t>2025-07-08</w:t>
       <w:br/>
       <w:br/>
     </w:r>

--- a/klagomål/A 6514-2025 FSC-klagomål.docx
+++ b/klagomål/A 6514-2025 FSC-klagomål.docx
@@ -276,7 +276,25 @@
         <w:t>Lunglav (NT)</w:t>
       </w:r>
       <w:r>
-        <w:t xml:space="preserve"> är en av vårt lands främsta signalarter som överallt indikerar gamla lövträd, skogsbestånd med höga naturvärden och ekosystem med lång skoglig kontinuitet. Lokalt kan förekomsten vara mycket riklig men den hittas nästan enbart i gamla och ej slutavverkade skogar. Artens samtliga förekomster bör uppmärksammas från naturvårdssynpunkt, då många lokaler även hyser andra ovanliga och rödlistade arter. Rikliga förekomster bör skyddas med biotopskydd, frivilliga avsättningar eller reservat (SLU Artdatabanken, 2024; Nitare &amp; Skogsstyrelsen, 2019).</w:t>
+        <w:t xml:space="preserve"> är en av vårt lands främsta signalarter som överallt indikerar gamla lövträd, skogsbestånd med höga naturvärden och ekosystem med lång skoglig kontinuitet. Lokalt kan förekomsten vara mycket riklig men den hittas nästan enbart i gamla och ej slutavverkade skogar. Artens samtliga förekomster bör uppmärksammas från naturvårdssynpunkt, då många lokaler även hyser andra ovanliga och rödlistade arter. Rikliga förekomster bör skyddas med biotopskydd, frivilliga avsättningar eller reservat. Det finns ett antal sällsynta lavparasiter som växer på lunglav: lunglavsknapp (VU), skrovelmössing (DD), lunglavshårprick (DD), </w:t>
+      </w:r>
+      <w:r>
+        <w:rPr>
+          <w:i/>
+        </w:rPr>
+        <w:t>Calycina alstrupii</w:t>
+      </w:r>
+      <w:r>
+        <w:t xml:space="preserve"> (NA) och </w:t>
+      </w:r>
+      <w:r>
+        <w:rPr>
+          <w:i/>
+        </w:rPr>
+        <w:t>Chalara lobariae</w:t>
+      </w:r>
+      <w:r>
+        <w:t xml:space="preserve"> (NA) (SLU Artdatabanken, 2025; SLU Artdatabanken, 2024; Nitare &amp; Skogsstyrelsen, 2019).</w:t>
       </w:r>
     </w:p>
     <w:p>
@@ -308,6 +326,17 @@
       </w:r>
       <w:r>
         <w:t xml:space="preserve"> växer på gammal hård och torr, exponerad kärnved av tall, främst på högstubbar i ljusöppna lägen, t.ex. vid och på myrar, sjökanter, i glesa hällmarkskogar och i brandpräglade tallnaturskogar. Substratet nyskapas i begränsad omfattning och arten är en utmärkt indikator på höga naturvärden i denna skogstyp. Tall- och barrblandskogar med naturskogskaraktär och spår av bränder har ofta höga biologiska värden och bör skyddas (SLU Artdatabanken, 2024).</w:t>
+      </w:r>
+    </w:p>
+    <w:p>
+      <w:r>
+        <w:rPr>
+          <w:b/>
+        </w:rPr>
+        <w:t xml:space="preserve">Vedflikmossa (NT) </w:t>
+      </w:r>
+      <w:r>
+        <w:t>är strikt knuten till död ved i främst Norrlands barrskogar. Fanns tidigare även i södra Sveriges skogar men är borta där. Eftersom arten huvudsakligen är hänvisad till skog där träd fått växa kontinuerligt under flera hundra år (kontinuitetsskog), inte klarar av en kalhyggesfas och har svårt att sprida sig över stora avstånd, bedöms populationen fortsätta att minska på grund av dagens avverkningstakt av kontinuitetsskog. För att hejda populationsminskningen av denna art måste kalavverkning i de barrskogar som tidigare aldrig kalhuggits (kontinuitetsskog) upphöra eller begränsas kraftigt (SLU Artdatabanken, 2024).</w:t>
       </w:r>
     </w:p>
     <w:p>
@@ -637,7 +666,7 @@
         <w:t>Plectocarpon lichenum</w:t>
       </w:r>
       <w:r>
-        <w:t xml:space="preserve"> (VU). Det finns ytterligare två rödlistade parasiter vilka bara förekommer på lunglav, Skrovelmössing </w:t>
+        <w:t xml:space="preserve"> (VU). Det finns ytterligare ett antal parasiter vilka bara förekommer på lunglav: Skrovelmössing </w:t>
       </w:r>
       <w:r>
         <w:rPr>
@@ -655,7 +684,25 @@
         <w:t>Niesslia lobariae</w:t>
       </w:r>
       <w:r>
-        <w:t xml:space="preserve"> (rödlistad som Kunskapsbrist DD). Skrovelmössing (DD) har små svarta apothecier och bruna, 1-septerade sporer och Lunglavshårprick (DD) har brunhåriga perithecier och färglösa, 1-septerade sporer (SLU Artdatabanken, 2024; Nitare &amp; Skogsstyrelsen, 2019).</w:t>
+        <w:t xml:space="preserve"> (rödlistad som Kunskapsbrist DD). Skrovelmössing (DD) har små svarta apothecier och bruna, 1-septerade sporer och Lunglavshårprick (DD) har brunhåriga perithecier och färglösa, 1-septerade sporer. Nyligen har ytterligare två lavparasiter påträffats i Sverige som växer på lunglav: </w:t>
+      </w:r>
+      <w:r>
+        <w:rPr>
+          <w:i/>
+        </w:rPr>
+        <w:t>Calycina alstrupii</w:t>
+      </w:r>
+      <w:r>
+        <w:t xml:space="preserve"> (NA) och </w:t>
+      </w:r>
+      <w:r>
+        <w:rPr>
+          <w:i/>
+        </w:rPr>
+        <w:t>Chalara lobariae</w:t>
+      </w:r>
+      <w:r>
+        <w:t xml:space="preserve"> (NA) (SLU Artdatabanken, 2025; SLU Artdatabanken, 2024; Nitare &amp; Skogsstyrelsen, 2019).</w:t>
       </w:r>
     </w:p>
     <w:p>
@@ -692,6 +739,20 @@
       </w:r>
       <w:r>
         <w:t>SLU Artdatabanken, Uppsala.</w:t>
+      </w:r>
+    </w:p>
+    <w:p>
+      <w:r>
+        <w:t xml:space="preserve">SLU Artdatabanken, 2025. </w:t>
+      </w:r>
+      <w:r>
+        <w:rPr>
+          <w:i/>
+        </w:rPr>
+        <w:t xml:space="preserve">Över 20 nya lavparasiter för Sverige. </w:t>
+      </w:r>
+      <w:r>
+        <w:t>https://www.slu.se/artdatabanken/arter-och-natur/artiklar/over-20-nya-lavparasiter-for-sverige/</w:t>
       </w:r>
     </w:p>
     <w:sectPr>
@@ -822,7 +883,7 @@
     <w:r>
       <w:tab/>
       <w:tab/>
-      <w:t>2025-07-08</w:t>
+      <w:t>2025-07-09</w:t>
       <w:br/>
       <w:br/>
     </w:r>

--- a/klagomål/A 6514-2025 FSC-klagomål.docx
+++ b/klagomål/A 6514-2025 FSC-klagomål.docx
@@ -883,7 +883,7 @@
     <w:r>
       <w:tab/>
       <w:tab/>
-      <w:t>2025-07-09</w:t>
+      <w:t>2025-07-11</w:t>
       <w:br/>
       <w:br/>
     </w:r>

--- a/klagomål/A 6514-2025 FSC-klagomål.docx
+++ b/klagomål/A 6514-2025 FSC-klagomål.docx
@@ -883,7 +883,7 @@
     <w:r>
       <w:tab/>
       <w:tab/>
-      <w:t>2025-07-11</w:t>
+      <w:t>2025-07-12</w:t>
       <w:br/>
       <w:br/>
     </w:r>

--- a/klagomål/A 6514-2025 FSC-klagomål.docx
+++ b/klagomål/A 6514-2025 FSC-klagomål.docx
@@ -883,7 +883,7 @@
     <w:r>
       <w:tab/>
       <w:tab/>
-      <w:t>2025-07-12</w:t>
+      <w:t>2025-07-13</w:t>
       <w:br/>
       <w:br/>
     </w:r>

--- a/klagomål/A 6514-2025 FSC-klagomål.docx
+++ b/klagomål/A 6514-2025 FSC-klagomål.docx
@@ -883,7 +883,7 @@
     <w:r>
       <w:tab/>
       <w:tab/>
-      <w:t>2025-07-13</w:t>
+      <w:t>2025-07-14</w:t>
       <w:br/>
       <w:br/>
     </w:r>

--- a/klagomål/A 6514-2025 FSC-klagomål.docx
+++ b/klagomål/A 6514-2025 FSC-klagomål.docx
@@ -883,7 +883,7 @@
     <w:r>
       <w:tab/>
       <w:tab/>
-      <w:t>2025-08-06</w:t>
+      <w:t>2025-08-09</w:t>
       <w:br/>
       <w:br/>
     </w:r>
